--- a/README_WindSTORM_MATLAB.docx
+++ b/README_WindSTORM_MATLAB.docx
@@ -1,6 +1,6 @@
 
 <file path=word/document.xml><?xml version="1.0" encoding="utf-8"?>
-<w:document xmlns:wpc="http://schemas.microsoft.com/office/word/2010/wordprocessingCanvas" xmlns:cx="http://schemas.microsoft.com/office/drawing/2014/chartex" xmlns:cx1="http://schemas.microsoft.com/office/drawing/2015/9/8/chartex" xmlns:cx2="http://schemas.microsoft.com/office/drawing/2015/10/21/chartex" xmlns:cx3="http://schemas.microsoft.com/office/drawing/2016/5/9/chartex" xmlns:cx4="http://schemas.microsoft.com/office/drawing/2016/5/10/chartex" xmlns:cx5="http://schemas.microsoft.com/office/drawing/2016/5/11/chartex" xmlns:cx6="http://schemas.microsoft.com/office/drawing/2016/5/12/chartex" xmlns:cx7="http://schemas.microsoft.com/office/drawing/2016/5/13/chartex" xmlns:cx8="http://schemas.microsoft.com/office/drawing/2016/5/14/chartex" xmlns:mc="http://schemas.openxmlformats.org/markup-compatibility/2006" xmlns:aink="http://schemas.microsoft.com/office/drawing/2016/ink" xmlns:am3d="http://schemas.microsoft.com/office/drawing/2017/model3d" xmlns:o="urn:schemas-microsoft-com:office:office" xmlns:r="http://schemas.openxmlformats.org/officeDocument/2006/relationships" xmlns:m="http://schemas.openxmlformats.org/officeDocument/2006/math" xmlns:v="urn:schemas-microsoft-com:vml" xmlns:wp14="http://schemas.microsoft.com/office/word/2010/wordprocessingDrawing" xmlns:wp="http://schemas.openxmlformats.org/drawingml/2006/wordprocessingDrawing" xmlns:w10="urn:schemas-microsoft-com:office:word" xmlns:w="http://schemas.openxmlformats.org/wordprocessingml/2006/main" xmlns:w14="http://schemas.microsoft.com/office/word/2010/wordml" xmlns:w15="http://schemas.microsoft.com/office/word/2012/wordml" xmlns:w16cid="http://schemas.microsoft.com/office/word/2016/wordml/cid" xmlns:w16se="http://schemas.microsoft.com/office/word/2015/wordml/symex" xmlns:wpg="http://schemas.microsoft.com/office/word/2010/wordprocessingGroup" xmlns:wpi="http://schemas.microsoft.com/office/word/2010/wordprocessingInk" xmlns:wne="http://schemas.microsoft.com/office/word/2006/wordml" xmlns:wps="http://schemas.microsoft.com/office/word/2010/wordprocessingShape" mc:Ignorable="w14 w15 w16se w16cid wp14">
+<w:document xmlns:wpc="http://schemas.microsoft.com/office/word/2010/wordprocessingCanvas" xmlns:cx="http://schemas.microsoft.com/office/drawing/2014/chartex" xmlns:cx1="http://schemas.microsoft.com/office/drawing/2015/9/8/chartex" xmlns:cx2="http://schemas.microsoft.com/office/drawing/2015/10/21/chartex" xmlns:cx3="http://schemas.microsoft.com/office/drawing/2016/5/9/chartex" xmlns:cx4="http://schemas.microsoft.com/office/drawing/2016/5/10/chartex" xmlns:cx5="http://schemas.microsoft.com/office/drawing/2016/5/11/chartex" xmlns:cx6="http://schemas.microsoft.com/office/drawing/2016/5/12/chartex" xmlns:cx7="http://schemas.microsoft.com/office/drawing/2016/5/13/chartex" xmlns:cx8="http://schemas.microsoft.com/office/drawing/2016/5/14/chartex" xmlns:mc="http://schemas.openxmlformats.org/markup-compatibility/2006" xmlns:aink="http://schemas.microsoft.com/office/drawing/2016/ink" xmlns:am3d="http://schemas.microsoft.com/office/drawing/2017/model3d" xmlns:o="urn:schemas-microsoft-com:office:office" xmlns:oel="http://schemas.microsoft.com/office/2019/extlst" xmlns:r="http://schemas.openxmlformats.org/officeDocument/2006/relationships" xmlns:m="http://schemas.openxmlformats.org/officeDocument/2006/math" xmlns:v="urn:schemas-microsoft-com:vml" xmlns:wp14="http://schemas.microsoft.com/office/word/2010/wordprocessingDrawing" xmlns:wp="http://schemas.openxmlformats.org/drawingml/2006/wordprocessingDrawing" xmlns:w10="urn:schemas-microsoft-com:office:word" xmlns:w="http://schemas.openxmlformats.org/wordprocessingml/2006/main" xmlns:w14="http://schemas.microsoft.com/office/word/2010/wordml" xmlns:w15="http://schemas.microsoft.com/office/word/2012/wordml" xmlns:w16cex="http://schemas.microsoft.com/office/word/2018/wordml/cex" xmlns:w16cid="http://schemas.microsoft.com/office/word/2016/wordml/cid" xmlns:w16="http://schemas.microsoft.com/office/word/2018/wordml" xmlns:w16du="http://schemas.microsoft.com/office/word/2023/wordml/word16du" xmlns:w16sdtdh="http://schemas.microsoft.com/office/word/2020/wordml/sdtdatahash" xmlns:w16sdtfl="http://schemas.microsoft.com/office/word/2024/wordml/sdtformatlock" xmlns:w16se="http://schemas.microsoft.com/office/word/2015/wordml/symex" xmlns:wpg="http://schemas.microsoft.com/office/word/2010/wordprocessingGroup" xmlns:wpi="http://schemas.microsoft.com/office/word/2010/wordprocessingInk" xmlns:wne="http://schemas.microsoft.com/office/word/2006/wordml" xmlns:wps="http://schemas.microsoft.com/office/word/2010/wordprocessingShape" mc:Ignorable="w14 w15 w16se w16cid w16 w16cex w16sdtdh w16sdtfl w16du wp14">
   <w:body>
     <w:p>
       <w:pPr>
@@ -63,49 +63,7 @@
           <w:sz w:val="24"/>
           <w:szCs w:val="24"/>
         </w:rPr>
-        <w:t>The software is written in MATLAB</w:t>
-      </w:r>
-      <w:bookmarkStart w:id="0" w:name="_GoBack"/>
-      <w:bookmarkEnd w:id="0"/>
-      <w:r>
-        <w:rPr>
-          <w:rFonts w:ascii="Times New Roman" w:hAnsi="Times New Roman" w:cs="Times New Roman"/>
-          <w:sz w:val="24"/>
-          <w:szCs w:val="24"/>
-        </w:rPr>
-        <w:t xml:space="preserve">. </w:t>
-      </w:r>
-      <w:r>
-        <w:rPr>
-          <w:rFonts w:ascii="Times New Roman" w:hAnsi="Times New Roman" w:cs="Times New Roman"/>
-          <w:sz w:val="24"/>
-          <w:szCs w:val="24"/>
-        </w:rPr>
-        <w:t>There are f</w:t>
-      </w:r>
-      <w:r>
-        <w:rPr>
-          <w:rFonts w:ascii="Times New Roman" w:hAnsi="Times New Roman" w:cs="Times New Roman"/>
-          <w:sz w:val="24"/>
-          <w:szCs w:val="24"/>
-        </w:rPr>
-        <w:t>our testing datasets</w:t>
-      </w:r>
-      <w:r>
-        <w:rPr>
-          <w:rFonts w:ascii="Times New Roman" w:hAnsi="Times New Roman" w:cs="Times New Roman"/>
-          <w:sz w:val="24"/>
-          <w:szCs w:val="24"/>
-        </w:rPr>
-        <w:t xml:space="preserve"> </w:t>
-      </w:r>
-      <w:r>
-        <w:rPr>
-          <w:rFonts w:ascii="Times New Roman" w:hAnsi="Times New Roman" w:cs="Times New Roman"/>
-          <w:sz w:val="24"/>
-          <w:szCs w:val="24"/>
-        </w:rPr>
-        <w:t>included in the “data” folder.</w:t>
+        <w:t xml:space="preserve">The software is written in MATLAB. </w:t>
       </w:r>
     </w:p>
     <w:p>
@@ -744,16 +702,110 @@
           <w:sz w:val="24"/>
           <w:szCs w:val="24"/>
         </w:rPr>
+        <w:t>Note 4:</w:t>
+      </w:r>
+      <w:r>
+        <w:rPr>
+          <w:rFonts w:ascii="Times New Roman" w:hAnsi="Times New Roman" w:cs="Times New Roman"/>
+          <w:sz w:val="24"/>
+          <w:szCs w:val="24"/>
+        </w:rPr>
+        <w:t xml:space="preserve"> For users who use older version of MATLAB that does not support “</w:t>
+      </w:r>
+      <w:proofErr w:type="spellStart"/>
+      <w:r>
+        <w:rPr>
+          <w:rFonts w:ascii="Times New Roman" w:hAnsi="Times New Roman" w:cs="Times New Roman"/>
+          <w:sz w:val="24"/>
+          <w:szCs w:val="24"/>
+        </w:rPr>
+        <w:t>inputdlg</w:t>
+      </w:r>
+      <w:proofErr w:type="spellEnd"/>
+      <w:r>
+        <w:rPr>
+          <w:rFonts w:ascii="Times New Roman" w:hAnsi="Times New Roman" w:cs="Times New Roman"/>
+          <w:sz w:val="24"/>
+          <w:szCs w:val="24"/>
+        </w:rPr>
+        <w:t>” command, the examples are provided for each dataset. The users need to uncomment the code that sets the above 6 parameters.</w:t>
+      </w:r>
+    </w:p>
+    <w:p>
+      <w:pPr>
+        <w:spacing w:after="60"/>
+        <w:rPr>
+          <w:rFonts w:ascii="Times New Roman" w:hAnsi="Times New Roman" w:cs="Times New Roman"/>
+          <w:b/>
+          <w:sz w:val="24"/>
+          <w:szCs w:val="24"/>
+        </w:rPr>
+      </w:pPr>
+      <w:r>
+        <w:rPr>
+          <w:rFonts w:ascii="Times New Roman" w:hAnsi="Times New Roman" w:cs="Times New Roman"/>
+          <w:b/>
+          <w:sz w:val="24"/>
+          <w:szCs w:val="24"/>
+        </w:rPr>
         <w:lastRenderedPageBreak/>
-        <w:t>Note 4:</w:t>
-      </w:r>
-      <w:r>
-        <w:rPr>
-          <w:rFonts w:ascii="Times New Roman" w:hAnsi="Times New Roman" w:cs="Times New Roman"/>
-          <w:sz w:val="24"/>
-          <w:szCs w:val="24"/>
-        </w:rPr>
-        <w:t xml:space="preserve"> For users who use older version of MATLAB that does not support “</w:t>
+        <w:t>Computational time</w:t>
+      </w:r>
+    </w:p>
+    <w:p>
+      <w:pPr>
+        <w:spacing w:after="120"/>
+        <w:rPr>
+          <w:rFonts w:ascii="Times New Roman" w:hAnsi="Times New Roman" w:cs="Times New Roman"/>
+          <w:sz w:val="24"/>
+          <w:szCs w:val="24"/>
+        </w:rPr>
+      </w:pPr>
+      <w:r>
+        <w:rPr>
+          <w:rFonts w:ascii="Times New Roman" w:hAnsi="Times New Roman" w:cs="Times New Roman"/>
+          <w:sz w:val="24"/>
+          <w:szCs w:val="24"/>
+        </w:rPr>
+        <w:t>We display the computational time for WindSTORM (not including the data read/write time) on the MATLAB.</w:t>
+      </w:r>
+    </w:p>
+    <w:p>
+      <w:pPr>
+        <w:spacing w:after="120"/>
+        <w:rPr>
+          <w:rFonts w:ascii="Times New Roman" w:hAnsi="Times New Roman" w:cs="Times New Roman"/>
+          <w:b/>
+          <w:sz w:val="24"/>
+          <w:szCs w:val="24"/>
+        </w:rPr>
+      </w:pPr>
+      <w:r>
+        <w:rPr>
+          <w:rFonts w:ascii="Times New Roman" w:hAnsi="Times New Roman" w:cs="Times New Roman"/>
+          <w:b/>
+          <w:sz w:val="24"/>
+          <w:szCs w:val="24"/>
+        </w:rPr>
+        <w:t>Output file</w:t>
+      </w:r>
+    </w:p>
+    <w:p>
+      <w:pPr>
+        <w:spacing w:after="120"/>
+        <w:rPr>
+          <w:rFonts w:ascii="Times New Roman" w:hAnsi="Times New Roman" w:cs="Times New Roman"/>
+          <w:sz w:val="24"/>
+          <w:szCs w:val="24"/>
+        </w:rPr>
+      </w:pPr>
+      <w:r>
+        <w:rPr>
+          <w:rFonts w:ascii="Times New Roman" w:hAnsi="Times New Roman" w:cs="Times New Roman"/>
+          <w:sz w:val="24"/>
+          <w:szCs w:val="24"/>
+        </w:rPr>
+        <w:t xml:space="preserve">The output file is a </w:t>
       </w:r>
       <w:proofErr w:type="spellStart"/>
       <w:r>
@@ -762,7 +814,7 @@
           <w:sz w:val="24"/>
           <w:szCs w:val="24"/>
         </w:rPr>
-        <w:t>inputdlg</w:t>
+        <w:t>cvs</w:t>
       </w:r>
       <w:proofErr w:type="spellEnd"/>
       <w:r>
@@ -771,27 +823,15 @@
           <w:sz w:val="24"/>
           <w:szCs w:val="24"/>
         </w:rPr>
-        <w:t>” command, the examples are provided for each dataset. The users need to uncomment the code that sets the above 6 parameters.</w:t>
-      </w:r>
-    </w:p>
-    <w:p>
-      <w:pPr>
-        <w:spacing w:after="60"/>
-        <w:rPr>
-          <w:rFonts w:ascii="Times New Roman" w:hAnsi="Times New Roman" w:cs="Times New Roman"/>
-          <w:b/>
-          <w:sz w:val="24"/>
-          <w:szCs w:val="24"/>
-        </w:rPr>
-      </w:pPr>
-      <w:r>
-        <w:rPr>
-          <w:rFonts w:ascii="Times New Roman" w:hAnsi="Times New Roman" w:cs="Times New Roman"/>
-          <w:b/>
-          <w:sz w:val="24"/>
-          <w:szCs w:val="24"/>
-        </w:rPr>
-        <w:t>Computational time</w:t>
+        <w:t xml:space="preserve"> file that shows 6 columns: (emitter) id, frame, (emitter) x position (in pixel), (emitter) y position (in pixel), intensity (photons). The users can import this file into ThunderSTORM for visualization. </w:t>
+      </w:r>
+      <w:r>
+        <w:rPr>
+          <w:rFonts w:ascii="Times New Roman" w:hAnsi="Times New Roman" w:cs="Times New Roman"/>
+          <w:sz w:val="24"/>
+          <w:szCs w:val="24"/>
+        </w:rPr>
+        <w:t xml:space="preserve">The users need to specify the pixel size. </w:t>
       </w:r>
     </w:p>
     <w:p>
@@ -809,7 +849,119 @@
           <w:sz w:val="24"/>
           <w:szCs w:val="24"/>
         </w:rPr>
-        <w:t>We display the computational time for WindSTORM (not including the data read/write time) on the MATLAB.</w:t>
+        <w:t>(</w:t>
+      </w:r>
+      <w:r>
+        <w:rPr>
+          <w:rFonts w:ascii="Times New Roman" w:hAnsi="Times New Roman" w:cs="Times New Roman"/>
+          <w:sz w:val="24"/>
+          <w:szCs w:val="24"/>
+        </w:rPr>
+        <w:t>For the testing dataset</w:t>
+      </w:r>
+      <w:r>
+        <w:rPr>
+          <w:rFonts w:ascii="Times New Roman" w:hAnsi="Times New Roman" w:cs="Times New Roman"/>
+          <w:sz w:val="24"/>
+          <w:szCs w:val="24"/>
+        </w:rPr>
+        <w:t xml:space="preserve">, </w:t>
+      </w:r>
+      <w:r>
+        <w:rPr>
+          <w:rFonts w:ascii="Times New Roman" w:hAnsi="Times New Roman" w:cs="Times New Roman"/>
+          <w:sz w:val="24"/>
+          <w:szCs w:val="24"/>
+        </w:rPr>
+        <w:t xml:space="preserve">the pixel size </w:t>
+      </w:r>
+      <w:r>
+        <w:rPr>
+          <w:rFonts w:ascii="Times New Roman" w:hAnsi="Times New Roman" w:cs="Times New Roman"/>
+          <w:sz w:val="24"/>
+          <w:szCs w:val="24"/>
+        </w:rPr>
+        <w:t>for</w:t>
+      </w:r>
+      <w:r>
+        <w:rPr>
+          <w:rFonts w:ascii="Times New Roman" w:hAnsi="Times New Roman" w:cs="Times New Roman"/>
+          <w:sz w:val="24"/>
+          <w:szCs w:val="24"/>
+        </w:rPr>
+        <w:t xml:space="preserve"> </w:t>
+      </w:r>
+      <w:r>
+        <w:rPr>
+          <w:rFonts w:ascii="Times New Roman" w:hAnsi="Times New Roman" w:cs="Times New Roman"/>
+          <w:sz w:val="24"/>
+          <w:szCs w:val="24"/>
+        </w:rPr>
+        <w:t>“EPFL_Microtubule_Alexa647.tif”</w:t>
+      </w:r>
+      <w:r>
+        <w:rPr>
+          <w:rFonts w:ascii="Times New Roman" w:hAnsi="Times New Roman" w:cs="Times New Roman"/>
+          <w:sz w:val="24"/>
+          <w:szCs w:val="24"/>
+        </w:rPr>
+        <w:t xml:space="preserve"> is 100 nm; the pixel size </w:t>
+      </w:r>
+      <w:r>
+        <w:rPr>
+          <w:rFonts w:ascii="Times New Roman" w:hAnsi="Times New Roman" w:cs="Times New Roman"/>
+          <w:sz w:val="24"/>
+          <w:szCs w:val="24"/>
+        </w:rPr>
+        <w:t xml:space="preserve">for “Cell_Microtubule_Alexa647.tif”, </w:t>
+      </w:r>
+      <w:r>
+        <w:rPr>
+          <w:rFonts w:ascii="Times New Roman" w:hAnsi="Times New Roman" w:cs="Times New Roman"/>
+          <w:sz w:val="24"/>
+          <w:szCs w:val="24"/>
+        </w:rPr>
+        <w:t>“</w:t>
+      </w:r>
+      <w:r>
+        <w:rPr>
+          <w:rFonts w:ascii="Times New Roman" w:hAnsi="Times New Roman" w:cs="Times New Roman"/>
+          <w:sz w:val="24"/>
+          <w:szCs w:val="24"/>
+        </w:rPr>
+        <w:t>Cell_Microtubule_mEos32</w:t>
+      </w:r>
+      <w:r>
+        <w:rPr>
+          <w:rFonts w:ascii="Times New Roman" w:hAnsi="Times New Roman" w:cs="Times New Roman"/>
+          <w:sz w:val="24"/>
+          <w:szCs w:val="24"/>
+        </w:rPr>
+        <w:t>.tif”</w:t>
+      </w:r>
+      <w:r>
+        <w:rPr>
+          <w:rFonts w:ascii="Times New Roman" w:hAnsi="Times New Roman" w:cs="Times New Roman"/>
+          <w:sz w:val="24"/>
+          <w:szCs w:val="24"/>
+        </w:rPr>
+        <w:t xml:space="preserve"> and “Tissue_Chromatin_Alexa647.tif”</w:t>
+      </w:r>
+      <w:r>
+        <w:rPr>
+          <w:rFonts w:ascii="Times New Roman" w:hAnsi="Times New Roman" w:cs="Times New Roman"/>
+          <w:sz w:val="24"/>
+          <w:szCs w:val="24"/>
+        </w:rPr>
+        <w:t xml:space="preserve"> is 81 nm.</w:t>
+      </w:r>
+      <w:r>
+        <w:rPr>
+          <w:rFonts w:ascii="Times New Roman" w:hAnsi="Times New Roman" w:cs="Times New Roman"/>
+          <w:sz w:val="24"/>
+          <w:szCs w:val="24"/>
+        </w:rPr>
+        <w:t>)</w:t>
       </w:r>
     </w:p>
     <w:p>
@@ -817,113 +969,36 @@
         <w:spacing w:after="120"/>
         <w:rPr>
           <w:rFonts w:ascii="Times New Roman" w:hAnsi="Times New Roman" w:cs="Times New Roman"/>
-          <w:b/>
-          <w:sz w:val="24"/>
-          <w:szCs w:val="24"/>
-        </w:rPr>
-      </w:pPr>
-      <w:r>
-        <w:rPr>
-          <w:rFonts w:ascii="Times New Roman" w:hAnsi="Times New Roman" w:cs="Times New Roman"/>
-          <w:b/>
-          <w:sz w:val="24"/>
-          <w:szCs w:val="24"/>
-        </w:rPr>
-        <w:t>Output file</w:t>
-      </w:r>
-    </w:p>
-    <w:p>
-      <w:pPr>
-        <w:spacing w:after="120"/>
-        <w:rPr>
-          <w:rFonts w:ascii="Times New Roman" w:hAnsi="Times New Roman" w:cs="Times New Roman"/>
-          <w:sz w:val="24"/>
-          <w:szCs w:val="24"/>
-        </w:rPr>
-      </w:pPr>
-      <w:r>
-        <w:rPr>
-          <w:rFonts w:ascii="Times New Roman" w:hAnsi="Times New Roman" w:cs="Times New Roman"/>
-          <w:sz w:val="24"/>
-          <w:szCs w:val="24"/>
-        </w:rPr>
-        <w:t xml:space="preserve">The output file is a </w:t>
-      </w:r>
-      <w:proofErr w:type="spellStart"/>
-      <w:r>
-        <w:rPr>
-          <w:rFonts w:ascii="Times New Roman" w:hAnsi="Times New Roman" w:cs="Times New Roman"/>
-          <w:sz w:val="24"/>
-          <w:szCs w:val="24"/>
-        </w:rPr>
-        <w:t>cvs</w:t>
-      </w:r>
-      <w:proofErr w:type="spellEnd"/>
-      <w:r>
-        <w:rPr>
-          <w:rFonts w:ascii="Times New Roman" w:hAnsi="Times New Roman" w:cs="Times New Roman"/>
-          <w:sz w:val="24"/>
-          <w:szCs w:val="24"/>
-        </w:rPr>
-        <w:t xml:space="preserve"> file that shows 6 columns: (emitter) id, frame, (emitter) x position (in pixel), (emitter) y position (in pixel), intensity (photons). The users can import this file into ThunderSTORM for visualization. </w:t>
-      </w:r>
-      <w:r>
-        <w:rPr>
-          <w:rFonts w:ascii="Times New Roman" w:hAnsi="Times New Roman" w:cs="Times New Roman"/>
-          <w:sz w:val="24"/>
-          <w:szCs w:val="24"/>
-        </w:rPr>
-        <w:t xml:space="preserve">The users need to specify the pixel size. </w:t>
-      </w:r>
-    </w:p>
-    <w:p>
-      <w:pPr>
-        <w:spacing w:after="120"/>
-        <w:rPr>
-          <w:rFonts w:ascii="Times New Roman" w:hAnsi="Times New Roman" w:cs="Times New Roman"/>
-          <w:sz w:val="24"/>
-          <w:szCs w:val="24"/>
-        </w:rPr>
-      </w:pPr>
-      <w:r>
-        <w:rPr>
-          <w:rFonts w:ascii="Times New Roman" w:hAnsi="Times New Roman" w:cs="Times New Roman"/>
-          <w:sz w:val="24"/>
-          <w:szCs w:val="24"/>
-        </w:rPr>
-        <w:t>(</w:t>
-      </w:r>
-      <w:r>
-        <w:rPr>
-          <w:rFonts w:ascii="Times New Roman" w:hAnsi="Times New Roman" w:cs="Times New Roman"/>
-          <w:sz w:val="24"/>
-          <w:szCs w:val="24"/>
-        </w:rPr>
-        <w:t>For the testing dataset</w:t>
-      </w:r>
-      <w:r>
-        <w:rPr>
-          <w:rFonts w:ascii="Times New Roman" w:hAnsi="Times New Roman" w:cs="Times New Roman"/>
-          <w:sz w:val="24"/>
-          <w:szCs w:val="24"/>
-        </w:rPr>
-        <w:t xml:space="preserve">, </w:t>
-      </w:r>
-      <w:r>
-        <w:rPr>
-          <w:rFonts w:ascii="Times New Roman" w:hAnsi="Times New Roman" w:cs="Times New Roman"/>
-          <w:sz w:val="24"/>
-          <w:szCs w:val="24"/>
-        </w:rPr>
-        <w:t xml:space="preserve">the pixel size </w:t>
-      </w:r>
-      <w:r>
-        <w:rPr>
-          <w:rFonts w:ascii="Times New Roman" w:hAnsi="Times New Roman" w:cs="Times New Roman"/>
-          <w:sz w:val="24"/>
-          <w:szCs w:val="24"/>
-        </w:rPr>
-        <w:t>for</w:t>
+          <w:sz w:val="24"/>
+          <w:szCs w:val="24"/>
+        </w:rPr>
+      </w:pPr>
+      <w:r>
+        <w:rPr>
+          <w:rFonts w:ascii="Times New Roman" w:hAnsi="Times New Roman" w:cs="Times New Roman"/>
+          <w:b/>
+          <w:sz w:val="24"/>
+          <w:szCs w:val="24"/>
+        </w:rPr>
+        <w:t xml:space="preserve">Note </w:t>
+      </w:r>
+      <w:r>
+        <w:rPr>
+          <w:rFonts w:ascii="Times New Roman" w:hAnsi="Times New Roman" w:cs="Times New Roman"/>
+          <w:b/>
+          <w:sz w:val="24"/>
+          <w:szCs w:val="24"/>
+        </w:rPr>
+        <w:t>5</w:t>
+      </w:r>
+      <w:r>
+        <w:rPr>
+          <w:rFonts w:ascii="Times New Roman" w:hAnsi="Times New Roman" w:cs="Times New Roman"/>
+          <w:b/>
+          <w:sz w:val="24"/>
+          <w:szCs w:val="24"/>
+        </w:rPr>
+        <w:t>:</w:t>
       </w:r>
       <w:r>
         <w:rPr>
@@ -936,123 +1011,6 @@
       <w:r>
         <w:rPr>
           <w:rFonts w:ascii="Times New Roman" w:hAnsi="Times New Roman" w:cs="Times New Roman"/>
-          <w:sz w:val="24"/>
-          <w:szCs w:val="24"/>
-        </w:rPr>
-        <w:t>“EPFL_Microtubule_Alexa647.tif”</w:t>
-      </w:r>
-      <w:r>
-        <w:rPr>
-          <w:rFonts w:ascii="Times New Roman" w:hAnsi="Times New Roman" w:cs="Times New Roman"/>
-          <w:sz w:val="24"/>
-          <w:szCs w:val="24"/>
-        </w:rPr>
-        <w:t xml:space="preserve"> is 100 nm; the pixel size </w:t>
-      </w:r>
-      <w:r>
-        <w:rPr>
-          <w:rFonts w:ascii="Times New Roman" w:hAnsi="Times New Roman" w:cs="Times New Roman"/>
-          <w:sz w:val="24"/>
-          <w:szCs w:val="24"/>
-        </w:rPr>
-        <w:t xml:space="preserve">for “Cell_Microtubule_Alexa647.tif”, </w:t>
-      </w:r>
-      <w:r>
-        <w:rPr>
-          <w:rFonts w:ascii="Times New Roman" w:hAnsi="Times New Roman" w:cs="Times New Roman"/>
-          <w:sz w:val="24"/>
-          <w:szCs w:val="24"/>
-        </w:rPr>
-        <w:t>“</w:t>
-      </w:r>
-      <w:r>
-        <w:rPr>
-          <w:rFonts w:ascii="Times New Roman" w:hAnsi="Times New Roman" w:cs="Times New Roman"/>
-          <w:sz w:val="24"/>
-          <w:szCs w:val="24"/>
-        </w:rPr>
-        <w:t>Cell_Microtubule_mEos32</w:t>
-      </w:r>
-      <w:r>
-        <w:rPr>
-          <w:rFonts w:ascii="Times New Roman" w:hAnsi="Times New Roman" w:cs="Times New Roman"/>
-          <w:sz w:val="24"/>
-          <w:szCs w:val="24"/>
-        </w:rPr>
-        <w:t>.tif”</w:t>
-      </w:r>
-      <w:r>
-        <w:rPr>
-          <w:rFonts w:ascii="Times New Roman" w:hAnsi="Times New Roman" w:cs="Times New Roman"/>
-          <w:sz w:val="24"/>
-          <w:szCs w:val="24"/>
-        </w:rPr>
-        <w:t xml:space="preserve"> and “Tissue_Chromatin_Alexa647.tif”</w:t>
-      </w:r>
-      <w:r>
-        <w:rPr>
-          <w:rFonts w:ascii="Times New Roman" w:hAnsi="Times New Roman" w:cs="Times New Roman"/>
-          <w:sz w:val="24"/>
-          <w:szCs w:val="24"/>
-        </w:rPr>
-        <w:t xml:space="preserve"> is 81 nm.</w:t>
-      </w:r>
-      <w:r>
-        <w:rPr>
-          <w:rFonts w:ascii="Times New Roman" w:hAnsi="Times New Roman" w:cs="Times New Roman"/>
-          <w:sz w:val="24"/>
-          <w:szCs w:val="24"/>
-        </w:rPr>
-        <w:t>)</w:t>
-      </w:r>
-    </w:p>
-    <w:p>
-      <w:pPr>
-        <w:spacing w:after="120"/>
-        <w:rPr>
-          <w:rFonts w:ascii="Times New Roman" w:hAnsi="Times New Roman" w:cs="Times New Roman"/>
-          <w:sz w:val="24"/>
-          <w:szCs w:val="24"/>
-        </w:rPr>
-      </w:pPr>
-      <w:r>
-        <w:rPr>
-          <w:rFonts w:ascii="Times New Roman" w:hAnsi="Times New Roman" w:cs="Times New Roman"/>
-          <w:b/>
-          <w:sz w:val="24"/>
-          <w:szCs w:val="24"/>
-        </w:rPr>
-        <w:t xml:space="preserve">Note </w:t>
-      </w:r>
-      <w:r>
-        <w:rPr>
-          <w:rFonts w:ascii="Times New Roman" w:hAnsi="Times New Roman" w:cs="Times New Roman"/>
-          <w:b/>
-          <w:sz w:val="24"/>
-          <w:szCs w:val="24"/>
-        </w:rPr>
-        <w:t>5</w:t>
-      </w:r>
-      <w:r>
-        <w:rPr>
-          <w:rFonts w:ascii="Times New Roman" w:hAnsi="Times New Roman" w:cs="Times New Roman"/>
-          <w:b/>
-          <w:sz w:val="24"/>
-          <w:szCs w:val="24"/>
-        </w:rPr>
-        <w:t>:</w:t>
-      </w:r>
-      <w:r>
-        <w:rPr>
-          <w:rFonts w:ascii="Times New Roman" w:hAnsi="Times New Roman" w:cs="Times New Roman"/>
-          <w:sz w:val="24"/>
-          <w:szCs w:val="24"/>
-        </w:rPr>
-        <w:t xml:space="preserve"> </w:t>
-      </w:r>
-      <w:r>
-        <w:rPr>
-          <w:rFonts w:ascii="Times New Roman" w:hAnsi="Times New Roman" w:cs="Times New Roman"/>
           <w:b/>
           <w:sz w:val="24"/>
           <w:szCs w:val="24"/>
@@ -1099,74 +1057,6 @@
         </w:rPr>
         <w:t>ThunderSTORM) to correct for system drift.</w:t>
       </w:r>
-    </w:p>
-    <w:p>
-      <w:pPr>
-        <w:spacing w:after="120"/>
-        <w:rPr>
-          <w:rFonts w:ascii="Times New Roman" w:hAnsi="Times New Roman" w:cs="Times New Roman"/>
-          <w:sz w:val="24"/>
-          <w:szCs w:val="24"/>
-        </w:rPr>
-      </w:pPr>
-    </w:p>
-    <w:p>
-      <w:pPr>
-        <w:spacing w:after="120"/>
-      </w:pPr>
-      <w:r>
-        <w:rPr>
-          <w:rFonts w:ascii="Times New Roman" w:hAnsi="Times New Roman" w:cs="Times New Roman"/>
-          <w:sz w:val="24"/>
-          <w:szCs w:val="24"/>
-        </w:rPr>
-        <w:t>Any questions</w:t>
-      </w:r>
-      <w:r>
-        <w:rPr>
-          <w:rFonts w:ascii="Times New Roman" w:hAnsi="Times New Roman" w:cs="Times New Roman"/>
-          <w:sz w:val="24"/>
-          <w:szCs w:val="24"/>
-        </w:rPr>
-        <w:t xml:space="preserve"> regarding this software </w:t>
-      </w:r>
-      <w:r>
-        <w:rPr>
-          <w:rFonts w:ascii="Times New Roman" w:hAnsi="Times New Roman" w:cs="Times New Roman"/>
-          <w:sz w:val="24"/>
-          <w:szCs w:val="24"/>
-        </w:rPr>
-        <w:t>should be addressed to Dr. Hongqiang Ma (</w:t>
-      </w:r>
-      <w:hyperlink r:id="rId7" w:history="1">
-        <w:r>
-          <w:rPr>
-            <w:rStyle w:val="Hyperlink"/>
-            <w:rFonts w:ascii="Times New Roman" w:hAnsi="Times New Roman" w:cs="Times New Roman"/>
-            <w:sz w:val="24"/>
-            <w:szCs w:val="24"/>
-          </w:rPr>
-          <w:t>hongqiang.ma@pitt.edu</w:t>
-        </w:r>
-      </w:hyperlink>
-      <w:r>
-        <w:rPr>
-          <w:rFonts w:ascii="Times New Roman" w:hAnsi="Times New Roman" w:cs="Times New Roman"/>
-          <w:sz w:val="24"/>
-          <w:szCs w:val="24"/>
-        </w:rPr>
-        <w:t xml:space="preserve">). </w:t>
-      </w:r>
-    </w:p>
-    <w:p>
-      <w:pPr>
-        <w:spacing w:after="120"/>
-        <w:rPr>
-          <w:rFonts w:ascii="Times New Roman" w:hAnsi="Times New Roman" w:cs="Times New Roman"/>
-          <w:sz w:val="24"/>
-          <w:szCs w:val="24"/>
-        </w:rPr>
-      </w:pPr>
     </w:p>
     <w:sectPr>
       <w:pgSz w:w="12240" w:h="15840"/>
@@ -1179,7 +1069,7 @@
 </file>
 
 <file path=word/numbering.xml><?xml version="1.0" encoding="utf-8"?>
-<w:numbering xmlns:wpc="http://schemas.microsoft.com/office/word/2010/wordprocessingCanvas" xmlns:cx="http://schemas.microsoft.com/office/drawing/2014/chartex" xmlns:cx1="http://schemas.microsoft.com/office/drawing/2015/9/8/chartex" xmlns:cx2="http://schemas.microsoft.com/office/drawing/2015/10/21/chartex" xmlns:cx3="http://schemas.microsoft.com/office/drawing/2016/5/9/chartex" xmlns:cx4="http://schemas.microsoft.com/office/drawing/2016/5/10/chartex" xmlns:cx5="http://schemas.microsoft.com/office/drawing/2016/5/11/chartex" xmlns:cx6="http://schemas.microsoft.com/office/drawing/2016/5/12/chartex" xmlns:cx7="http://schemas.microsoft.com/office/drawing/2016/5/13/chartex" xmlns:cx8="http://schemas.microsoft.com/office/drawing/2016/5/14/chartex" xmlns:mc="http://schemas.openxmlformats.org/markup-compatibility/2006" xmlns:aink="http://schemas.microsoft.com/office/drawing/2016/ink" xmlns:am3d="http://schemas.microsoft.com/office/drawing/2017/model3d" xmlns:o="urn:schemas-microsoft-com:office:office" xmlns:r="http://schemas.openxmlformats.org/officeDocument/2006/relationships" xmlns:m="http://schemas.openxmlformats.org/officeDocument/2006/math" xmlns:v="urn:schemas-microsoft-com:vml" xmlns:wp14="http://schemas.microsoft.com/office/word/2010/wordprocessingDrawing" xmlns:wp="http://schemas.openxmlformats.org/drawingml/2006/wordprocessingDrawing" xmlns:w10="urn:schemas-microsoft-com:office:word" xmlns:w="http://schemas.openxmlformats.org/wordprocessingml/2006/main" xmlns:w14="http://schemas.microsoft.com/office/word/2010/wordml" xmlns:w15="http://schemas.microsoft.com/office/word/2012/wordml" xmlns:w16cid="http://schemas.microsoft.com/office/word/2016/wordml/cid" xmlns:w16se="http://schemas.microsoft.com/office/word/2015/wordml/symex" xmlns:wpg="http://schemas.microsoft.com/office/word/2010/wordprocessingGroup" xmlns:wpi="http://schemas.microsoft.com/office/word/2010/wordprocessingInk" xmlns:wne="http://schemas.microsoft.com/office/word/2006/wordml" xmlns:wps="http://schemas.microsoft.com/office/word/2010/wordprocessingShape" mc:Ignorable="w14 w15 w16se w16cid wp14">
+<w:numbering xmlns:wpc="http://schemas.microsoft.com/office/word/2010/wordprocessingCanvas" xmlns:cx="http://schemas.microsoft.com/office/drawing/2014/chartex" xmlns:cx1="http://schemas.microsoft.com/office/drawing/2015/9/8/chartex" xmlns:cx2="http://schemas.microsoft.com/office/drawing/2015/10/21/chartex" xmlns:cx3="http://schemas.microsoft.com/office/drawing/2016/5/9/chartex" xmlns:cx4="http://schemas.microsoft.com/office/drawing/2016/5/10/chartex" xmlns:cx5="http://schemas.microsoft.com/office/drawing/2016/5/11/chartex" xmlns:cx6="http://schemas.microsoft.com/office/drawing/2016/5/12/chartex" xmlns:cx7="http://schemas.microsoft.com/office/drawing/2016/5/13/chartex" xmlns:cx8="http://schemas.microsoft.com/office/drawing/2016/5/14/chartex" xmlns:mc="http://schemas.openxmlformats.org/markup-compatibility/2006" xmlns:aink="http://schemas.microsoft.com/office/drawing/2016/ink" xmlns:am3d="http://schemas.microsoft.com/office/drawing/2017/model3d" xmlns:o="urn:schemas-microsoft-com:office:office" xmlns:oel="http://schemas.microsoft.com/office/2019/extlst" xmlns:r="http://schemas.openxmlformats.org/officeDocument/2006/relationships" xmlns:m="http://schemas.openxmlformats.org/officeDocument/2006/math" xmlns:v="urn:schemas-microsoft-com:vml" xmlns:wp14="http://schemas.microsoft.com/office/word/2010/wordprocessingDrawing" xmlns:wp="http://schemas.openxmlformats.org/drawingml/2006/wordprocessingDrawing" xmlns:w10="urn:schemas-microsoft-com:office:word" xmlns:w="http://schemas.openxmlformats.org/wordprocessingml/2006/main" xmlns:w14="http://schemas.microsoft.com/office/word/2010/wordml" xmlns:w15="http://schemas.microsoft.com/office/word/2012/wordml" xmlns:w16cex="http://schemas.microsoft.com/office/word/2018/wordml/cex" xmlns:w16cid="http://schemas.microsoft.com/office/word/2016/wordml/cid" xmlns:w16="http://schemas.microsoft.com/office/word/2018/wordml" xmlns:w16du="http://schemas.microsoft.com/office/word/2023/wordml/word16du" xmlns:w16sdtdh="http://schemas.microsoft.com/office/word/2020/wordml/sdtdatahash" xmlns:w16sdtfl="http://schemas.microsoft.com/office/word/2024/wordml/sdtformatlock" xmlns:w16se="http://schemas.microsoft.com/office/word/2015/wordml/symex" xmlns:wpg="http://schemas.microsoft.com/office/word/2010/wordprocessingGroup" xmlns:wpi="http://schemas.microsoft.com/office/word/2010/wordprocessingInk" xmlns:wne="http://schemas.microsoft.com/office/word/2006/wordml" xmlns:wps="http://schemas.microsoft.com/office/word/2010/wordprocessingShape" mc:Ignorable="w14 w15 w16se w16cid w16 w16cex w16sdtdh w16sdtfl w16du wp14">
   <w:abstractNum w:abstractNumId="0" w15:restartNumberingAfterBreak="0">
     <w:nsid w:val="0E1914C8"/>
     <w:multiLevelType w:val="hybridMultilevel"/>
@@ -1269,14 +1159,14 @@
       </w:pPr>
     </w:lvl>
   </w:abstractNum>
-  <w:num w:numId="1">
+  <w:num w:numId="1" w16cid:durableId="1031498260">
     <w:abstractNumId w:val="0"/>
   </w:num>
 </w:numbering>
 </file>
 
 <file path=word/styles.xml><?xml version="1.0" encoding="utf-8"?>
-<w:styles xmlns:mc="http://schemas.openxmlformats.org/markup-compatibility/2006" xmlns:r="http://schemas.openxmlformats.org/officeDocument/2006/relationships" xmlns:w="http://schemas.openxmlformats.org/wordprocessingml/2006/main" xmlns:w14="http://schemas.microsoft.com/office/word/2010/wordml" xmlns:w15="http://schemas.microsoft.com/office/word/2012/wordml" xmlns:w16cid="http://schemas.microsoft.com/office/word/2016/wordml/cid" xmlns:w16se="http://schemas.microsoft.com/office/word/2015/wordml/symex" mc:Ignorable="w14 w15 w16se w16cid">
+<w:styles xmlns:mc="http://schemas.openxmlformats.org/markup-compatibility/2006" xmlns:r="http://schemas.openxmlformats.org/officeDocument/2006/relationships" xmlns:w="http://schemas.openxmlformats.org/wordprocessingml/2006/main" xmlns:w14="http://schemas.microsoft.com/office/word/2010/wordml" xmlns:w15="http://schemas.microsoft.com/office/word/2012/wordml" xmlns:w16cex="http://schemas.microsoft.com/office/word/2018/wordml/cex" xmlns:w16cid="http://schemas.microsoft.com/office/word/2016/wordml/cid" xmlns:w16="http://schemas.microsoft.com/office/word/2018/wordml" xmlns:w16du="http://schemas.microsoft.com/office/word/2023/wordml/word16du" xmlns:w16sdtdh="http://schemas.microsoft.com/office/word/2020/wordml/sdtdatahash" xmlns:w16sdtfl="http://schemas.microsoft.com/office/word/2024/wordml/sdtformatlock" xmlns:w16se="http://schemas.microsoft.com/office/word/2015/wordml/symex" mc:Ignorable="w14 w15 w16se w16cid w16 w16cex w16sdtdh w16sdtfl w16du">
   <w:docDefaults>
     <w:rPrDefault>
       <w:rPr>
@@ -1292,7 +1182,7 @@
       </w:pPr>
     </w:pPrDefault>
   </w:docDefaults>
-  <w:latentStyles w:defLockedState="0" w:defUIPriority="99" w:defSemiHidden="0" w:defUnhideWhenUsed="0" w:defQFormat="0" w:count="375">
+  <w:latentStyles w:defLockedState="0" w:defUIPriority="99" w:defSemiHidden="0" w:defUnhideWhenUsed="0" w:defQFormat="0" w:count="376">
     <w:lsdException w:name="Normal" w:uiPriority="0" w:qFormat="1"/>
     <w:lsdException w:name="heading 1" w:uiPriority="9" w:qFormat="1"/>
     <w:lsdException w:name="heading 2" w:semiHidden="1" w:uiPriority="9" w:unhideWhenUsed="1" w:qFormat="1"/>
@@ -1668,6 +1558,7 @@
     <w:lsdException w:name="Smart Hyperlink" w:semiHidden="1" w:unhideWhenUsed="1"/>
     <w:lsdException w:name="Hashtag" w:semiHidden="1" w:unhideWhenUsed="1"/>
     <w:lsdException w:name="Unresolved Mention" w:semiHidden="1" w:unhideWhenUsed="1"/>
+    <w:lsdException w:name="Smart Link" w:semiHidden="1" w:unhideWhenUsed="1"/>
   </w:latentStyles>
   <w:style w:type="paragraph" w:default="1" w:styleId="Normal">
     <w:name w:val="Normal"/>
